--- a/06-学生侧材料/讲义/5-无机化学/第八讲：元素推断综合训练（第二轮元素化学·章末收束）（Word清稿）.docx
+++ b/06-学生侧材料/讲义/5-无机化学/第八讲：元素推断综合训练（第二轮元素化学·章末收束）（Word清稿）.docx
@@ -1616,6 +1616,77 @@
       <w:r>
         <w:rPr>
           <w:rFonts w:hint="eastAsia" w:ascii="Times New Roman" w:hAnsi="Times New Roman" w:eastAsia="FangSong" w:cs="Times New Roman"/>
+        </w:rPr>
+        <w:t xml:space="preserve">推断四步法的闭环关系见图</w:t>
+      </w:r>
+      <w:r>
+        <w:rPr>
+          <w:rFonts w:ascii="Times New Roman" w:hAnsi="Times New Roman" w:eastAsia="Times New Roman" w:cs="Times New Roman"/>
+        </w:rPr>
+        <w:t xml:space="preserve"> </w:t>
+      </w:r>
+      <w:r>
+        <w:rPr>
+          <w:rFonts w:hint="eastAsia" w:ascii="Times New Roman" w:hAnsi="Times New Roman" w:eastAsia="Times New Roman" w:cs="Times New Roman"/>
+        </w:rPr>
+        <w:t>1（</w:t>
+      </w:r>
+      <w:r>
+        <w:rPr>
+          <w:rFonts w:hint="eastAsia" w:ascii="Times New Roman" w:hAnsi="Times New Roman" w:eastAsia="FangSong" w:cs="Times New Roman"/>
+        </w:rPr>
+        <w:t>抓取信号</w:t>
+      </w:r>
+      <w:r>
+        <w:rPr>
+          <w:rFonts w:ascii="Times New Roman" w:hAnsi="Times New Roman" w:eastAsia="Times New Roman" w:cs="Times New Roman"/>
+        </w:rPr>
+        <w:t xml:space="preserve"> → </w:t>
+      </w:r>
+      <w:r>
+        <w:rPr>
+          <w:rFonts w:hint="eastAsia" w:ascii="Times New Roman" w:hAnsi="Times New Roman" w:eastAsia="FangSong" w:cs="Times New Roman"/>
+        </w:rPr>
+        <w:t xml:space="preserve">建立候选池</w:t>
+      </w:r>
+      <w:r>
+        <w:rPr>
+          <w:rFonts w:ascii="Times New Roman" w:hAnsi="Times New Roman" w:eastAsia="Times New Roman" w:cs="Times New Roman"/>
+        </w:rPr>
+        <w:t xml:space="preserve"> → </w:t>
+      </w:r>
+      <w:r>
+        <w:rPr>
+          <w:rFonts w:hint="eastAsia" w:ascii="Times New Roman" w:hAnsi="Times New Roman" w:eastAsia="FangSong" w:cs="Times New Roman"/>
+        </w:rPr>
+        <w:t xml:space="preserve">否定排除</w:t>
+      </w:r>
+      <w:r>
+        <w:rPr>
+          <w:rFonts w:ascii="Times New Roman" w:hAnsi="Times New Roman" w:eastAsia="Times New Roman" w:cs="Times New Roman"/>
+        </w:rPr>
+        <w:t xml:space="preserve"> → </w:t>
+      </w:r>
+      <w:r>
+        <w:rPr>
+          <w:rFonts w:hint="eastAsia" w:ascii="Times New Roman" w:hAnsi="Times New Roman" w:eastAsia="FangSong" w:cs="Times New Roman"/>
+        </w:rPr>
+        <w:t>反向验证</w:t>
+      </w:r>
+      <w:r>
+        <w:rPr>
+          <w:rFonts w:hint="eastAsia" w:ascii="Times New Roman" w:hAnsi="Times New Roman" w:eastAsia="Times New Roman" w:cs="Times New Roman"/>
+        </w:rPr>
+        <w:t>）。</w:t>
+      </w:r>
+    </w:p>
+    <w:p>
+      <w:pPr>
+        <w:pStyle w:val="BodyText"/>
+      </w:pPr>
+      <w:r>
+        <w:rPr>
+          <w:rFonts w:hint="eastAsia" w:ascii="Times New Roman" w:hAnsi="Times New Roman" w:eastAsia="FangSong" w:cs="Times New Roman"/>
           <w:b/>
           <w:bCs/>
         </w:rPr>
@@ -2119,7 +2190,7 @@
         </w:rPr>
         <w:drawing>
           <wp:inline>
-            <wp:extent cx="3600000" cy="1953903"/>
+            <wp:extent cx="3600000" cy="1580779"/>
             <wp:effectExtent b="0" l="0" r="0" t="0"/>
             <wp:docPr descr="" title="" id="12" name="Picture"/>
             <a:graphic>
@@ -2140,7 +2211,7 @@
                   <pic:spPr bwMode="auto">
                     <a:xfrm>
                       <a:off x="0" y="0"/>
-                      <a:ext cx="3600000" cy="1953903"/>
+                      <a:ext cx="3600000" cy="1580779"/>
                     </a:xfrm>
                     <a:prstGeom prst="rect">
                       <a:avLst/>
@@ -4432,7 +4503,25 @@
         <w:rPr>
           <w:rFonts w:hint="eastAsia" w:ascii="Times New Roman" w:hAnsi="Times New Roman" w:eastAsia="Times New Roman" w:cs="Times New Roman"/>
         </w:rPr>
-        <w:t xml:space="preserve">d-d）。</w:t>
+        <w:t>d-d）。（</w:t>
+      </w:r>
+      <w:r>
+        <w:rPr>
+          <w:rFonts w:hint="eastAsia" w:ascii="Times New Roman" w:hAnsi="Times New Roman" w:eastAsia="FangSong" w:cs="Times New Roman"/>
+        </w:rPr>
+        <w:t>见图</w:t>
+      </w:r>
+      <w:r>
+        <w:rPr>
+          <w:rFonts w:ascii="Times New Roman" w:hAnsi="Times New Roman" w:eastAsia="Times New Roman" w:cs="Times New Roman"/>
+        </w:rPr>
+        <w:t xml:space="preserve"> </w:t>
+      </w:r>
+      <w:r>
+        <w:rPr>
+          <w:rFonts w:hint="eastAsia" w:ascii="Times New Roman" w:hAnsi="Times New Roman" w:eastAsia="Times New Roman" w:cs="Times New Roman"/>
+        </w:rPr>
+        <w:t xml:space="preserve">3）</w:t>
       </w:r>
     </w:p>
     <w:bookmarkEnd w:id="16"/>
@@ -4968,7 +5057,31 @@
               <w:rPr>
                 <w:rFonts w:hint="eastAsia" w:ascii="Times New Roman" w:hAnsi="Times New Roman" w:eastAsia="FangSong" w:cs="Times New Roman"/>
               </w:rPr>
-              <w:t xml:space="preserve">需配合其他信号</w:t>
+              <w:t>需配合其他信号</w:t>
+            </w:r>
+            <w:r>
+              <w:rPr>
+                <w:rFonts w:hint="eastAsia" w:ascii="Times New Roman" w:hAnsi="Times New Roman" w:eastAsia="Times New Roman" w:cs="Times New Roman"/>
+              </w:rPr>
+              <w:t>（</w:t>
+            </w:r>
+            <w:r>
+              <w:rPr>
+                <w:rFonts w:hint="eastAsia" w:ascii="Times New Roman" w:hAnsi="Times New Roman" w:eastAsia="FangSong" w:cs="Times New Roman"/>
+              </w:rPr>
+              <w:t>见图</w:t>
+            </w:r>
+            <w:r>
+              <w:rPr>
+                <w:rFonts w:ascii="Times New Roman" w:hAnsi="Times New Roman" w:eastAsia="Times New Roman" w:cs="Times New Roman"/>
+              </w:rPr>
+              <w:t xml:space="preserve"> </w:t>
+            </w:r>
+            <w:r>
+              <w:rPr>
+                <w:rFonts w:hint="eastAsia" w:ascii="Times New Roman" w:hAnsi="Times New Roman" w:eastAsia="Times New Roman" w:cs="Times New Roman"/>
+              </w:rPr>
+              <w:t xml:space="preserve">2）</w:t>
             </w:r>
           </w:p>
         </w:tc>
@@ -6136,7 +6249,7 @@
         </w:rPr>
         <w:drawing>
           <wp:inline>
-            <wp:extent cx="3600000" cy="2065225"/>
+            <wp:extent cx="3600000" cy="1812896"/>
             <wp:effectExtent b="0" l="0" r="0" t="0"/>
             <wp:docPr descr="" title="" id="19" name="Picture"/>
             <a:graphic>
@@ -6157,7 +6270,7 @@
                   <pic:spPr bwMode="auto">
                     <a:xfrm>
                       <a:off x="0" y="0"/>
-                      <a:ext cx="3600000" cy="2065225"/>
+                      <a:ext cx="3600000" cy="1812896"/>
                     </a:xfrm>
                     <a:prstGeom prst="rect">
                       <a:avLst/>
@@ -8931,7 +9044,25 @@
         <w:rPr>
           <w:rFonts w:hint="eastAsia" w:ascii="Times New Roman" w:hAnsi="Times New Roman" w:eastAsia="Times New Roman" w:cs="Times New Roman"/>
         </w:rPr>
-        <w:t>。</w:t>
+        <w:t>。（</w:t>
+      </w:r>
+      <w:r>
+        <w:rPr>
+          <w:rFonts w:hint="eastAsia" w:ascii="Times New Roman" w:hAnsi="Times New Roman" w:eastAsia="FangSong" w:cs="Times New Roman"/>
+        </w:rPr>
+        <w:t>见图</w:t>
+      </w:r>
+      <w:r>
+        <w:rPr>
+          <w:rFonts w:ascii="Times New Roman" w:hAnsi="Times New Roman" w:eastAsia="Times New Roman" w:cs="Times New Roman"/>
+        </w:rPr>
+        <w:t xml:space="preserve"> </w:t>
+      </w:r>
+      <w:r>
+        <w:rPr>
+          <w:rFonts w:hint="eastAsia" w:ascii="Times New Roman" w:hAnsi="Times New Roman" w:eastAsia="Times New Roman" w:cs="Times New Roman"/>
+        </w:rPr>
+        <w:t xml:space="preserve">4）</w:t>
       </w:r>
     </w:p>
     <w:bookmarkEnd w:id="26"/>
@@ -10458,7 +10589,25 @@
         <w:rPr>
           <w:rFonts w:hint="eastAsia" w:ascii="Times New Roman" w:hAnsi="Times New Roman" w:eastAsia="Times New Roman" w:cs="Times New Roman"/>
         </w:rPr>
-        <w:t>。</w:t>
+        <w:t>。（</w:t>
+      </w:r>
+      <w:r>
+        <w:rPr>
+          <w:rFonts w:hint="eastAsia" w:ascii="Times New Roman" w:hAnsi="Times New Roman" w:eastAsia="FangSong" w:cs="Times New Roman"/>
+        </w:rPr>
+        <w:t>见图</w:t>
+      </w:r>
+      <w:r>
+        <w:rPr>
+          <w:rFonts w:ascii="Times New Roman" w:hAnsi="Times New Roman" w:eastAsia="Times New Roman" w:cs="Times New Roman"/>
+        </w:rPr>
+        <w:t xml:space="preserve"> </w:t>
+      </w:r>
+      <w:r>
+        <w:rPr>
+          <w:rFonts w:hint="eastAsia" w:ascii="Times New Roman" w:hAnsi="Times New Roman" w:eastAsia="Times New Roman" w:cs="Times New Roman"/>
+        </w:rPr>
+        <w:t xml:space="preserve">5）</w:t>
       </w:r>
     </w:p>
     <w:p>
@@ -10476,7 +10625,7 @@
         </w:rPr>
         <w:drawing>
           <wp:inline>
-            <wp:extent cx="3600000" cy="1701283"/>
+            <wp:extent cx="3600000" cy="1357570"/>
             <wp:effectExtent b="0" l="0" r="0" t="0"/>
             <wp:docPr descr="" title="" id="28" name="Picture"/>
             <a:graphic>
@@ -10497,7 +10646,7 @@
                   <pic:spPr bwMode="auto">
                     <a:xfrm>
                       <a:off x="0" y="0"/>
-                      <a:ext cx="3600000" cy="1701283"/>
+                      <a:ext cx="3600000" cy="1357570"/>
                     </a:xfrm>
                     <a:prstGeom prst="rect">
                       <a:avLst/>
@@ -12517,7 +12666,25 @@
         <w:rPr>
           <w:rFonts w:hint="eastAsia" w:ascii="Times New Roman" w:hAnsi="Times New Roman" w:eastAsia="Times New Roman" w:cs="Times New Roman"/>
         </w:rPr>
-        <w:t>」。</w:t>
+        <w:t>」。（</w:t>
+      </w:r>
+      <w:r>
+        <w:rPr>
+          <w:rFonts w:hint="eastAsia" w:ascii="Times New Roman" w:hAnsi="Times New Roman" w:eastAsia="FangSong" w:cs="Times New Roman"/>
+        </w:rPr>
+        <w:t>见图</w:t>
+      </w:r>
+      <w:r>
+        <w:rPr>
+          <w:rFonts w:ascii="Times New Roman" w:hAnsi="Times New Roman" w:eastAsia="Times New Roman" w:cs="Times New Roman"/>
+        </w:rPr>
+        <w:t xml:space="preserve"> </w:t>
+      </w:r>
+      <w:r>
+        <w:rPr>
+          <w:rFonts w:hint="eastAsia" w:ascii="Times New Roman" w:hAnsi="Times New Roman" w:eastAsia="Times New Roman" w:cs="Times New Roman"/>
+        </w:rPr>
+        <w:t xml:space="preserve">6）</w:t>
       </w:r>
     </w:p>
     <w:bookmarkEnd w:id="35"/>
@@ -13597,7 +13764,31 @@
         <w:rPr>
           <w:rFonts w:ascii="Times New Roman" w:hAnsi="Times New Roman" w:eastAsia="Times New Roman" w:cs="Times New Roman"/>
         </w:rPr>
-        <w:t xml:space="preserve"> Zn。</w:t>
+        <w:t xml:space="preserve"> </w:t>
+      </w:r>
+      <w:r>
+        <w:rPr>
+          <w:rFonts w:hint="eastAsia" w:ascii="Times New Roman" w:hAnsi="Times New Roman" w:eastAsia="Times New Roman" w:cs="Times New Roman"/>
+        </w:rPr>
+        <w:t>Zn。（</w:t>
+      </w:r>
+      <w:r>
+        <w:rPr>
+          <w:rFonts w:hint="eastAsia" w:ascii="Times New Roman" w:hAnsi="Times New Roman" w:eastAsia="FangSong" w:cs="Times New Roman"/>
+        </w:rPr>
+        <w:t>见图</w:t>
+      </w:r>
+      <w:r>
+        <w:rPr>
+          <w:rFonts w:ascii="Times New Roman" w:hAnsi="Times New Roman" w:eastAsia="Times New Roman" w:cs="Times New Roman"/>
+        </w:rPr>
+        <w:t xml:space="preserve"> </w:t>
+      </w:r>
+      <w:r>
+        <w:rPr>
+          <w:rFonts w:hint="eastAsia" w:ascii="Times New Roman" w:hAnsi="Times New Roman" w:eastAsia="Times New Roman" w:cs="Times New Roman"/>
+        </w:rPr>
+        <w:t xml:space="preserve">7）</w:t>
       </w:r>
     </w:p>
     <w:bookmarkEnd w:id="36"/>
@@ -14298,7 +14489,7 @@
         </w:rPr>
         <w:drawing>
           <wp:inline>
-            <wp:extent cx="3600000" cy="2065225"/>
+            <wp:extent cx="3600000" cy="1920779"/>
             <wp:effectExtent b="0" l="0" r="0" t="0"/>
             <wp:docPr descr="" title="" id="41" name="Picture"/>
             <a:graphic>
@@ -14319,7 +14510,7 @@
                   <pic:spPr bwMode="auto">
                     <a:xfrm>
                       <a:off x="0" y="0"/>
-                      <a:ext cx="3600000" cy="2065225"/>
+                      <a:ext cx="3600000" cy="1920779"/>
                     </a:xfrm>
                     <a:prstGeom prst="rect">
                       <a:avLst/>
@@ -16573,7 +16764,25 @@
         <w:rPr>
           <w:rFonts w:hint="eastAsia" w:ascii="Times New Roman" w:hAnsi="Times New Roman" w:eastAsia="Times New Roman" w:cs="Times New Roman"/>
         </w:rPr>
-        <w:t>。</w:t>
+        <w:t>。（</w:t>
+      </w:r>
+      <w:r>
+        <w:rPr>
+          <w:rFonts w:hint="eastAsia" w:ascii="Times New Roman" w:hAnsi="Times New Roman" w:eastAsia="FangSong" w:cs="Times New Roman"/>
+        </w:rPr>
+        <w:t>见图</w:t>
+      </w:r>
+      <w:r>
+        <w:rPr>
+          <w:rFonts w:ascii="Times New Roman" w:hAnsi="Times New Roman" w:eastAsia="Times New Roman" w:cs="Times New Roman"/>
+        </w:rPr>
+        <w:t xml:space="preserve"> </w:t>
+      </w:r>
+      <w:r>
+        <w:rPr>
+          <w:rFonts w:hint="eastAsia" w:ascii="Times New Roman" w:hAnsi="Times New Roman" w:eastAsia="Times New Roman" w:cs="Times New Roman"/>
+        </w:rPr>
+        <w:t xml:space="preserve">8）</w:t>
       </w:r>
     </w:p>
     <w:bookmarkEnd w:id="47"/>
@@ -17614,7 +17823,7 @@
         </w:rPr>
         <w:drawing>
           <wp:inline>
-            <wp:extent cx="3600000" cy="1983889"/>
+            <wp:extent cx="3600000" cy="1753347"/>
             <wp:effectExtent b="0" l="0" r="0" t="0"/>
             <wp:docPr descr="" title="" id="49" name="Picture"/>
             <a:graphic>
@@ -17635,7 +17844,7 @@
                   <pic:spPr bwMode="auto">
                     <a:xfrm>
                       <a:off x="0" y="0"/>
-                      <a:ext cx="3600000" cy="1983889"/>
+                      <a:ext cx="3600000" cy="1753347"/>
                     </a:xfrm>
                     <a:prstGeom prst="rect">
                       <a:avLst/>
@@ -19812,7 +20021,25 @@
         <w:rPr>
           <w:rFonts w:hint="eastAsia" w:ascii="Times New Roman" w:hAnsi="Times New Roman" w:eastAsia="Times New Roman" w:cs="Times New Roman"/>
         </w:rPr>
-        <w:t>。</w:t>
+        <w:t>。（</w:t>
+      </w:r>
+      <w:r>
+        <w:rPr>
+          <w:rFonts w:hint="eastAsia" w:ascii="Times New Roman" w:hAnsi="Times New Roman" w:eastAsia="FangSong" w:cs="Times New Roman"/>
+        </w:rPr>
+        <w:t>见图</w:t>
+      </w:r>
+      <w:r>
+        <w:rPr>
+          <w:rFonts w:ascii="Times New Roman" w:hAnsi="Times New Roman" w:eastAsia="Times New Roman" w:cs="Times New Roman"/>
+        </w:rPr>
+        <w:t xml:space="preserve"> </w:t>
+      </w:r>
+      <w:r>
+        <w:rPr>
+          <w:rFonts w:hint="eastAsia" w:ascii="Times New Roman" w:hAnsi="Times New Roman" w:eastAsia="Times New Roman" w:cs="Times New Roman"/>
+        </w:rPr>
+        <w:t xml:space="preserve">9）</w:t>
       </w:r>
     </w:p>
     <w:bookmarkEnd w:id="54"/>
@@ -21799,7 +22026,7 @@
         </w:rPr>
         <w:drawing>
           <wp:inline>
-            <wp:extent cx="3600000" cy="2065225"/>
+            <wp:extent cx="3600000" cy="1889662"/>
             <wp:effectExtent b="0" l="0" r="0" t="0"/>
             <wp:docPr descr="" title="" id="57" name="Picture"/>
             <a:graphic>
@@ -21820,7 +22047,7 @@
                   <pic:spPr bwMode="auto">
                     <a:xfrm>
                       <a:off x="0" y="0"/>
-                      <a:ext cx="3600000" cy="2065225"/>
+                      <a:ext cx="3600000" cy="1889662"/>
                     </a:xfrm>
                     <a:prstGeom prst="rect">
                       <a:avLst/>
